--- a/how_to_mesh.docx
+++ b/how_to_mesh.docx
@@ -11,7 +11,15 @@
       </w:pPr>
       <w:r>
         <w:rPr/>
-        <w:t>Create a shapefile of the entire domain and assign PhysIDs to the open sea boundaries. This domain has three open sea boundaries:</w:t>
+      </w:r>
+      <w:r>
+        <w:rPr>
+          <w:b/>
+          <w:i w:val="0"/>
+          <w:color w:val="1F497D"/>
+          <w:sz w:val="26"/>
+        </w:rPr>
+        <w:t>Step 1: Define the Domain Outline</w:t>
       </w:r>
     </w:p>
     <w:p>
@@ -27,7 +35,14 @@
       </w:pPr>
       <w:r>
         <w:rPr/>
-        <w:t>4  —  south-east boundary</w:t>
+      </w:r>
+      <w:r>
+        <w:rPr>
+          <w:b w:val="0"/>
+          <w:i w:val="0"/>
+          <w:sz w:val="22"/>
+        </w:rPr>
+        <w:t>Create a shapefile of the entire domain in QGIS and assign PhysIDs to the open sea boundaries. Three open sea boundaries are defined for this domain:</w:t>
       </w:r>
     </w:p>
     <w:p>
@@ -43,7 +58,14 @@
       </w:pPr>
       <w:r>
         <w:rPr/>
-        <w:t>5  —  south-west boundary</w:t>
+      </w:r>
+      <w:r>
+        <w:rPr>
+          <w:b w:val="0"/>
+          <w:i/>
+          <w:sz w:val="22"/>
+        </w:rPr>
+        <w:t xml:space="preserve">    4  —  south-east boundary</w:t>
       </w:r>
     </w:p>
     <w:p>
@@ -59,7 +81,21 @@
       </w:pPr>
       <w:r>
         <w:rPr/>
-        <w:t>6  —  north-west boundary</w:t>
+      </w:r>
+      <w:r>
+        <w:rPr>
+          <w:b w:val="0"/>
+          <w:i/>
+          <w:sz w:val="22"/>
+        </w:rPr>
+      </w:r>
+      <w:r>
+        <w:rPr>
+          <w:b w:val="0"/>
+          <w:i/>
+          <w:sz w:val="22"/>
+        </w:rPr>
+        <w:t xml:space="preserve">    5  —  south-west boundary</w:t>
       </w:r>
     </w:p>
     <w:p>
@@ -76,6 +112,21 @@
       </w:pPr>
       <w:r>
         <w:rPr/>
+      </w:r>
+      <w:r>
+        <w:rPr>
+          <w:b w:val="0"/>
+          <w:i/>
+          <w:sz w:val="22"/>
+        </w:rPr>
+      </w:r>
+      <w:r>
+        <w:rPr>
+          <w:b w:val="0"/>
+          <w:i/>
+          <w:sz w:val="22"/>
+        </w:rPr>
+        <w:t xml:space="preserve">    6  —  north-west boundary</w:t>
         <w:drawing>
           <wp:anchor behindDoc="0" distT="0" distB="0" distL="0" distR="0" simplePos="0" locked="0" layoutInCell="1" allowOverlap="1" relativeHeight="2">
             <wp:simplePos x="0" y="0"/>
@@ -451,18 +502,34 @@
       </w:pPr>
       <w:r>
         <w:rPr/>
-        <w:t>Add the lagoon outline to the domain shapefile to define the tidal range structure geometry. Assign the following PhysIDs to each structural component (these values are indicative and can be modified):</w:t>
-      </w:r>
-    </w:p>
-    <w:p>
-      <w:pPr>
-        <w:pStyle w:val="Normal"/>
-        <w:bidi w:val="0"/>
-        <w:jc w:val="left"/>
-        <w:rPr/>
-      </w:pPr>
-      <w:r>
-        <w:rPr/>
+      </w:r>
+      <w:r>
+        <w:rPr>
+          <w:b/>
+          <w:i w:val="0"/>
+          <w:color w:val="1F497D"/>
+          <w:sz w:val="26"/>
+        </w:rPr>
+        <w:t>Step 2: Define the Lagoon Outline</w:t>
+      </w:r>
+    </w:p>
+    <w:p>
+      <w:pPr>
+        <w:pStyle w:val="Normal"/>
+        <w:bidi w:val="0"/>
+        <w:jc w:val="left"/>
+        <w:rPr/>
+      </w:pPr>
+      <w:r>
+        <w:rPr/>
+      </w:r>
+      <w:r>
+        <w:rPr>
+          <w:b w:val="0"/>
+          <w:i w:val="0"/>
+          <w:sz w:val="22"/>
+        </w:rPr>
+        <w:t>Add the lagoon outline to the domain shapefile to define the tidal range structure geometry. Assign the following PhysIDs to each structural component (these values are indicative and can be adjusted):</w:t>
       </w:r>
     </w:p>
     <w:p>
@@ -478,7 +545,14 @@
       </w:pPr>
       <w:r>
         <w:rPr/>
-        <w:t>8  —  outer (seaward) face of the turbine region</w:t>
+      </w:r>
+      <w:r>
+        <w:rPr>
+          <w:b w:val="0"/>
+          <w:i/>
+          <w:sz w:val="22"/>
+        </w:rPr>
+        <w:t xml:space="preserve">    8  —  outer (seaward) face of the turbine region</w:t>
       </w:r>
     </w:p>
     <w:p>
@@ -494,7 +568,14 @@
       </w:pPr>
       <w:r>
         <w:rPr/>
-        <w:t>7  —  inner (landward) face of the turbine region</w:t>
+      </w:r>
+      <w:r>
+        <w:rPr>
+          <w:b w:val="0"/>
+          <w:i/>
+          <w:sz w:val="22"/>
+        </w:rPr>
+        <w:t xml:space="preserve">    7  —  inner (landward) face of the turbine region</w:t>
       </w:r>
     </w:p>
     <w:p>
@@ -510,7 +591,14 @@
       </w:pPr>
       <w:r>
         <w:rPr/>
-        <w:t>10  —  outer (seaward) face of the sluice gate region</w:t>
+      </w:r>
+      <w:r>
+        <w:rPr>
+          <w:b w:val="0"/>
+          <w:i/>
+          <w:sz w:val="22"/>
+        </w:rPr>
+        <w:t xml:space="preserve">    10  —  outer (seaward) face of the sluice gate region</w:t>
       </w:r>
     </w:p>
     <w:p>
@@ -526,383 +614,405 @@
       </w:pPr>
       <w:r>
         <w:rPr/>
-        <w:t>9  —  inner (landward) face of the sluice gate region</w:t>
-      </w:r>
-    </w:p>
-    <w:p>
-      <w:pPr>
-        <w:pStyle w:val="Normal"/>
-        <w:bidi w:val="0"/>
-        <w:jc w:val="left"/>
-        <w:rPr/>
-      </w:pPr>
-      <w:r>
-        <w:rPr/>
-      </w:r>
-    </w:p>
-    <w:p>
-      <w:pPr>
-        <w:pStyle w:val="Normal"/>
-        <w:bidi w:val="0"/>
-        <w:jc w:val="left"/>
-        <w:rPr/>
-      </w:pPr>
-      <w:r>
-        <w:rPr/>
-      </w:r>
-    </w:p>
-    <w:p>
-      <w:pPr>
-        <w:pStyle w:val="Normal"/>
-        <w:bidi w:val="0"/>
-        <w:jc w:val="left"/>
-        <w:rPr/>
-      </w:pPr>
-      <w:r>
-        <w:rPr/>
-      </w:r>
-    </w:p>
-    <w:p>
-      <w:pPr>
-        <w:pStyle w:val="Normal"/>
-        <w:bidi w:val="0"/>
-        <w:jc w:val="left"/>
-        <w:rPr/>
-      </w:pPr>
-      <w:r>
-        <w:rPr/>
-      </w:r>
-    </w:p>
-    <w:p>
-      <w:pPr>
-        <w:pStyle w:val="Normal"/>
-        <w:bidi w:val="0"/>
-        <w:jc w:val="left"/>
-        <w:rPr/>
-      </w:pPr>
-      <w:r>
-        <w:rPr/>
-      </w:r>
-    </w:p>
-    <w:p>
-      <w:pPr>
-        <w:pStyle w:val="Normal"/>
-        <w:bidi w:val="0"/>
-        <w:jc w:val="left"/>
-        <w:rPr/>
-      </w:pPr>
-      <w:r>
-        <w:rPr/>
-      </w:r>
-    </w:p>
-    <w:p>
-      <w:pPr>
-        <w:pStyle w:val="Normal"/>
-        <w:bidi w:val="0"/>
-        <w:jc w:val="left"/>
-        <w:rPr/>
-      </w:pPr>
-      <w:r>
-        <w:rPr/>
-      </w:r>
-    </w:p>
-    <w:p>
-      <w:pPr>
-        <w:pStyle w:val="Normal"/>
-        <w:bidi w:val="0"/>
-        <w:jc w:val="left"/>
-        <w:rPr/>
-      </w:pPr>
-      <w:r>
-        <w:rPr/>
-      </w:r>
-    </w:p>
-    <w:p>
-      <w:pPr>
-        <w:pStyle w:val="Normal"/>
-        <w:bidi w:val="0"/>
-        <w:jc w:val="left"/>
-        <w:rPr/>
-      </w:pPr>
-      <w:r>
-        <w:rPr/>
-      </w:r>
-    </w:p>
-    <w:p>
-      <w:pPr>
-        <w:pStyle w:val="Normal"/>
-        <w:bidi w:val="0"/>
-        <w:jc w:val="left"/>
-        <w:rPr/>
-      </w:pPr>
-      <w:r>
-        <w:rPr/>
-      </w:r>
-    </w:p>
-    <w:p>
-      <w:pPr>
-        <w:pStyle w:val="Normal"/>
-        <w:bidi w:val="0"/>
-        <w:jc w:val="left"/>
-        <w:rPr/>
-      </w:pPr>
-      <w:r>
-        <w:rPr/>
-      </w:r>
-    </w:p>
-    <w:p>
-      <w:pPr>
-        <w:pStyle w:val="Normal"/>
-        <w:bidi w:val="0"/>
-        <w:jc w:val="left"/>
-        <w:rPr/>
-      </w:pPr>
-      <w:r>
-        <w:rPr/>
-      </w:r>
-    </w:p>
-    <w:p>
-      <w:pPr>
-        <w:pStyle w:val="Normal"/>
-        <w:bidi w:val="0"/>
-        <w:jc w:val="left"/>
-        <w:rPr/>
-      </w:pPr>
-      <w:r>
-        <w:rPr/>
-      </w:r>
-    </w:p>
-    <w:p>
-      <w:pPr>
-        <w:pStyle w:val="Normal"/>
-        <w:bidi w:val="0"/>
-        <w:jc w:val="left"/>
-        <w:rPr/>
-      </w:pPr>
-      <w:r>
-        <w:rPr/>
-      </w:r>
-    </w:p>
-    <w:p>
-      <w:pPr>
-        <w:pStyle w:val="Normal"/>
-        <w:bidi w:val="0"/>
-        <w:jc w:val="left"/>
-        <w:rPr/>
-      </w:pPr>
-      <w:r>
-        <w:rPr/>
-      </w:r>
-    </w:p>
-    <w:p>
-      <w:pPr>
-        <w:pStyle w:val="Normal"/>
-        <w:bidi w:val="0"/>
-        <w:jc w:val="left"/>
-        <w:rPr/>
-      </w:pPr>
-      <w:r>
-        <w:rPr/>
-      </w:r>
-    </w:p>
-    <w:p>
-      <w:pPr>
-        <w:pStyle w:val="Normal"/>
-        <w:bidi w:val="0"/>
-        <w:jc w:val="left"/>
-        <w:rPr/>
-      </w:pPr>
-      <w:r>
-        <w:rPr/>
-      </w:r>
-    </w:p>
-    <w:p>
-      <w:pPr>
-        <w:pStyle w:val="Normal"/>
-        <w:bidi w:val="0"/>
-        <w:jc w:val="left"/>
-        <w:rPr/>
-      </w:pPr>
-      <w:r>
-        <w:rPr/>
-      </w:r>
-    </w:p>
-    <w:p>
-      <w:pPr>
-        <w:pStyle w:val="Normal"/>
-        <w:bidi w:val="0"/>
-        <w:jc w:val="left"/>
-        <w:rPr/>
-      </w:pPr>
-      <w:r>
-        <w:rPr/>
-      </w:r>
-    </w:p>
-    <w:p>
-      <w:pPr>
-        <w:pStyle w:val="Normal"/>
-        <w:bidi w:val="0"/>
-        <w:jc w:val="left"/>
-        <w:rPr/>
-      </w:pPr>
-      <w:r>
-        <w:rPr/>
-      </w:r>
-    </w:p>
-    <w:p>
-      <w:pPr>
-        <w:pStyle w:val="Normal"/>
-        <w:bidi w:val="0"/>
-        <w:jc w:val="left"/>
-        <w:rPr/>
-      </w:pPr>
-      <w:r>
-        <w:rPr/>
-      </w:r>
-    </w:p>
-    <w:p>
-      <w:pPr>
-        <w:pStyle w:val="Normal"/>
-        <w:bidi w:val="0"/>
-        <w:jc w:val="left"/>
-        <w:rPr/>
-      </w:pPr>
-      <w:r>
-        <w:rPr/>
-      </w:r>
-    </w:p>
-    <w:p>
-      <w:pPr>
-        <w:pStyle w:val="Normal"/>
-        <w:bidi w:val="0"/>
-        <w:jc w:val="left"/>
-        <w:rPr/>
-      </w:pPr>
-      <w:r>
-        <w:rPr/>
-      </w:r>
-    </w:p>
-    <w:p>
-      <w:pPr>
-        <w:pStyle w:val="Normal"/>
-        <w:bidi w:val="0"/>
-        <w:jc w:val="left"/>
-        <w:rPr/>
-      </w:pPr>
-      <w:r>
-        <w:rPr/>
-      </w:r>
-    </w:p>
-    <w:p>
-      <w:pPr>
-        <w:pStyle w:val="Normal"/>
-        <w:bidi w:val="0"/>
-        <w:jc w:val="left"/>
-        <w:rPr/>
-      </w:pPr>
-      <w:r>
-        <w:rPr/>
-      </w:r>
-    </w:p>
-    <w:p>
-      <w:pPr>
-        <w:pStyle w:val="Normal"/>
-        <w:bidi w:val="0"/>
-        <w:jc w:val="left"/>
-        <w:rPr/>
-      </w:pPr>
-      <w:r>
-        <w:rPr/>
-      </w:r>
-    </w:p>
-    <w:p>
-      <w:pPr>
-        <w:pStyle w:val="Normal"/>
-        <w:bidi w:val="0"/>
-        <w:jc w:val="left"/>
-        <w:rPr/>
-      </w:pPr>
-      <w:r>
-        <w:rPr/>
-      </w:r>
-    </w:p>
-    <w:p>
-      <w:pPr>
-        <w:pStyle w:val="Normal"/>
-        <w:bidi w:val="0"/>
-        <w:jc w:val="left"/>
-        <w:rPr/>
-      </w:pPr>
-      <w:r>
-        <w:rPr/>
-      </w:r>
-    </w:p>
-    <w:p>
-      <w:pPr>
-        <w:pStyle w:val="Normal"/>
-        <w:bidi w:val="0"/>
-        <w:jc w:val="left"/>
-        <w:rPr/>
-      </w:pPr>
-      <w:r>
-        <w:rPr/>
-      </w:r>
-    </w:p>
-    <w:p>
-      <w:pPr>
-        <w:pStyle w:val="Normal"/>
-        <w:bidi w:val="0"/>
-        <w:jc w:val="left"/>
-        <w:rPr/>
-      </w:pPr>
-      <w:r>
-        <w:rPr/>
-      </w:r>
-    </w:p>
-    <w:p>
-      <w:pPr>
-        <w:pStyle w:val="Normal"/>
-        <w:bidi w:val="0"/>
-        <w:jc w:val="left"/>
-        <w:rPr/>
-      </w:pPr>
-      <w:r>
-        <w:rPr/>
-      </w:r>
-    </w:p>
-    <w:p>
-      <w:pPr>
-        <w:pStyle w:val="Normal"/>
-        <w:bidi w:val="0"/>
-        <w:jc w:val="left"/>
-        <w:rPr/>
-      </w:pPr>
-      <w:r>
-        <w:rPr/>
-        <w:t>Prepare the resolution shapefiles that control mesh element size across the domain. Each shapefile defines a region over which a gradation is applied.</w:t>
-      </w:r>
-    </w:p>
-    <w:p>
-      <w:pPr>
-        <w:pStyle w:val="Normal"/>
-        <w:bidi w:val="0"/>
-        <w:jc w:val="left"/>
-        <w:rPr/>
-      </w:pPr>
-      <w:r>
-        <w:rPr/>
-      </w:r>
-    </w:p>
-    <w:p>
-      <w:pPr>
-        <w:pStyle w:val="Normal"/>
-        <w:bidi w:val="0"/>
-        <w:jc w:val="left"/>
-        <w:rPr/>
-      </w:pPr>
-      <w:r>
-        <w:rPr/>
-        <w:t>In lagoon_mesh_generation.py, the shapefiles are specified as follows:</w:t>
+      </w:r>
+      <w:r>
+        <w:rPr>
+          <w:b w:val="0"/>
+          <w:i/>
+          <w:sz w:val="22"/>
+        </w:rPr>
+        <w:t xml:space="preserve">    9  —  inner (landward) face of the sluice gate region</w:t>
+      </w:r>
+    </w:p>
+    <w:p>
+      <w:pPr>
+        <w:pStyle w:val="Normal"/>
+        <w:bidi w:val="0"/>
+        <w:jc w:val="left"/>
+        <w:rPr/>
+      </w:pPr>
+      <w:r>
+        <w:rPr/>
+      </w:r>
+    </w:p>
+    <w:p>
+      <w:pPr>
+        <w:pStyle w:val="Normal"/>
+        <w:bidi w:val="0"/>
+        <w:jc w:val="left"/>
+        <w:rPr/>
+      </w:pPr>
+      <w:r>
+        <w:rPr/>
+      </w:r>
+    </w:p>
+    <w:p>
+      <w:pPr>
+        <w:pStyle w:val="Normal"/>
+        <w:bidi w:val="0"/>
+        <w:jc w:val="left"/>
+        <w:rPr/>
+      </w:pPr>
+      <w:r>
+        <w:rPr/>
+      </w:r>
+    </w:p>
+    <w:p>
+      <w:pPr>
+        <w:pStyle w:val="Normal"/>
+        <w:bidi w:val="0"/>
+        <w:jc w:val="left"/>
+        <w:rPr/>
+      </w:pPr>
+      <w:r>
+        <w:rPr/>
+      </w:r>
+    </w:p>
+    <w:p>
+      <w:pPr>
+        <w:pStyle w:val="Normal"/>
+        <w:bidi w:val="0"/>
+        <w:jc w:val="left"/>
+        <w:rPr/>
+      </w:pPr>
+      <w:r>
+        <w:rPr/>
+      </w:r>
+    </w:p>
+    <w:p>
+      <w:pPr>
+        <w:pStyle w:val="Normal"/>
+        <w:bidi w:val="0"/>
+        <w:jc w:val="left"/>
+        <w:rPr/>
+      </w:pPr>
+      <w:r>
+        <w:rPr/>
+      </w:r>
+    </w:p>
+    <w:p>
+      <w:pPr>
+        <w:pStyle w:val="Normal"/>
+        <w:bidi w:val="0"/>
+        <w:jc w:val="left"/>
+        <w:rPr/>
+      </w:pPr>
+      <w:r>
+        <w:rPr/>
+      </w:r>
+    </w:p>
+    <w:p>
+      <w:pPr>
+        <w:pStyle w:val="Normal"/>
+        <w:bidi w:val="0"/>
+        <w:jc w:val="left"/>
+        <w:rPr/>
+      </w:pPr>
+      <w:r>
+        <w:rPr/>
+      </w:r>
+    </w:p>
+    <w:p>
+      <w:pPr>
+        <w:pStyle w:val="Normal"/>
+        <w:bidi w:val="0"/>
+        <w:jc w:val="left"/>
+        <w:rPr/>
+      </w:pPr>
+      <w:r>
+        <w:rPr/>
+      </w:r>
+    </w:p>
+    <w:p>
+      <w:pPr>
+        <w:pStyle w:val="Normal"/>
+        <w:bidi w:val="0"/>
+        <w:jc w:val="left"/>
+        <w:rPr/>
+      </w:pPr>
+      <w:r>
+        <w:rPr/>
+      </w:r>
+    </w:p>
+    <w:p>
+      <w:pPr>
+        <w:pStyle w:val="Normal"/>
+        <w:bidi w:val="0"/>
+        <w:jc w:val="left"/>
+        <w:rPr/>
+      </w:pPr>
+      <w:r>
+        <w:rPr/>
+      </w:r>
+    </w:p>
+    <w:p>
+      <w:pPr>
+        <w:pStyle w:val="Normal"/>
+        <w:bidi w:val="0"/>
+        <w:jc w:val="left"/>
+        <w:rPr/>
+      </w:pPr>
+      <w:r>
+        <w:rPr/>
+      </w:r>
+    </w:p>
+    <w:p>
+      <w:pPr>
+        <w:pStyle w:val="Normal"/>
+        <w:bidi w:val="0"/>
+        <w:jc w:val="left"/>
+        <w:rPr/>
+      </w:pPr>
+      <w:r>
+        <w:rPr/>
+      </w:r>
+    </w:p>
+    <w:p>
+      <w:pPr>
+        <w:pStyle w:val="Normal"/>
+        <w:bidi w:val="0"/>
+        <w:jc w:val="left"/>
+        <w:rPr/>
+      </w:pPr>
+      <w:r>
+        <w:rPr/>
+      </w:r>
+    </w:p>
+    <w:p>
+      <w:pPr>
+        <w:pStyle w:val="Normal"/>
+        <w:bidi w:val="0"/>
+        <w:jc w:val="left"/>
+        <w:rPr/>
+      </w:pPr>
+      <w:r>
+        <w:rPr/>
+      </w:r>
+    </w:p>
+    <w:p>
+      <w:pPr>
+        <w:pStyle w:val="Normal"/>
+        <w:bidi w:val="0"/>
+        <w:jc w:val="left"/>
+        <w:rPr/>
+      </w:pPr>
+      <w:r>
+        <w:rPr/>
+      </w:r>
+    </w:p>
+    <w:p>
+      <w:pPr>
+        <w:pStyle w:val="Normal"/>
+        <w:bidi w:val="0"/>
+        <w:jc w:val="left"/>
+        <w:rPr/>
+      </w:pPr>
+      <w:r>
+        <w:rPr/>
+      </w:r>
+    </w:p>
+    <w:p>
+      <w:pPr>
+        <w:pStyle w:val="Normal"/>
+        <w:bidi w:val="0"/>
+        <w:jc w:val="left"/>
+        <w:rPr/>
+      </w:pPr>
+      <w:r>
+        <w:rPr/>
+      </w:r>
+    </w:p>
+    <w:p>
+      <w:pPr>
+        <w:pStyle w:val="Normal"/>
+        <w:bidi w:val="0"/>
+        <w:jc w:val="left"/>
+        <w:rPr/>
+      </w:pPr>
+      <w:r>
+        <w:rPr/>
+      </w:r>
+    </w:p>
+    <w:p>
+      <w:pPr>
+        <w:pStyle w:val="Normal"/>
+        <w:bidi w:val="0"/>
+        <w:jc w:val="left"/>
+        <w:rPr/>
+      </w:pPr>
+      <w:r>
+        <w:rPr/>
+      </w:r>
+    </w:p>
+    <w:p>
+      <w:pPr>
+        <w:pStyle w:val="Normal"/>
+        <w:bidi w:val="0"/>
+        <w:jc w:val="left"/>
+        <w:rPr/>
+      </w:pPr>
+      <w:r>
+        <w:rPr/>
+      </w:r>
+    </w:p>
+    <w:p>
+      <w:pPr>
+        <w:pStyle w:val="Normal"/>
+        <w:bidi w:val="0"/>
+        <w:jc w:val="left"/>
+        <w:rPr/>
+      </w:pPr>
+      <w:r>
+        <w:rPr/>
+      </w:r>
+    </w:p>
+    <w:p>
+      <w:pPr>
+        <w:pStyle w:val="Normal"/>
+        <w:bidi w:val="0"/>
+        <w:jc w:val="left"/>
+        <w:rPr/>
+      </w:pPr>
+      <w:r>
+        <w:rPr/>
+      </w:r>
+    </w:p>
+    <w:p>
+      <w:pPr>
+        <w:pStyle w:val="Normal"/>
+        <w:bidi w:val="0"/>
+        <w:jc w:val="left"/>
+        <w:rPr/>
+      </w:pPr>
+      <w:r>
+        <w:rPr/>
+      </w:r>
+    </w:p>
+    <w:p>
+      <w:pPr>
+        <w:pStyle w:val="Normal"/>
+        <w:bidi w:val="0"/>
+        <w:jc w:val="left"/>
+        <w:rPr/>
+      </w:pPr>
+      <w:r>
+        <w:rPr/>
+      </w:r>
+    </w:p>
+    <w:p>
+      <w:pPr>
+        <w:pStyle w:val="Normal"/>
+        <w:bidi w:val="0"/>
+        <w:jc w:val="left"/>
+        <w:rPr/>
+      </w:pPr>
+      <w:r>
+        <w:rPr/>
+      </w:r>
+    </w:p>
+    <w:p>
+      <w:pPr>
+        <w:pStyle w:val="Normal"/>
+        <w:bidi w:val="0"/>
+        <w:jc w:val="left"/>
+        <w:rPr/>
+      </w:pPr>
+      <w:r>
+        <w:rPr/>
+      </w:r>
+    </w:p>
+    <w:p>
+      <w:pPr>
+        <w:pStyle w:val="Normal"/>
+        <w:bidi w:val="0"/>
+        <w:jc w:val="left"/>
+        <w:rPr/>
+      </w:pPr>
+      <w:r>
+        <w:rPr/>
+      </w:r>
+    </w:p>
+    <w:p>
+      <w:pPr>
+        <w:pStyle w:val="Normal"/>
+        <w:bidi w:val="0"/>
+        <w:jc w:val="left"/>
+        <w:rPr/>
+      </w:pPr>
+      <w:r>
+        <w:rPr/>
+      </w:r>
+    </w:p>
+    <w:p>
+      <w:pPr>
+        <w:pStyle w:val="Normal"/>
+        <w:bidi w:val="0"/>
+        <w:jc w:val="left"/>
+        <w:rPr/>
+      </w:pPr>
+      <w:r>
+        <w:rPr/>
+      </w:r>
+    </w:p>
+    <w:p>
+      <w:pPr>
+        <w:pStyle w:val="Normal"/>
+        <w:bidi w:val="0"/>
+        <w:jc w:val="left"/>
+        <w:rPr/>
+      </w:pPr>
+      <w:r>
+        <w:rPr/>
+      </w:r>
+    </w:p>
+    <w:p>
+      <w:pPr>
+        <w:pStyle w:val="Normal"/>
+        <w:bidi w:val="0"/>
+        <w:jc w:val="left"/>
+        <w:rPr/>
+      </w:pPr>
+      <w:r>
+        <w:rPr/>
+      </w:r>
+      <w:r>
+        <w:rPr>
+          <w:b/>
+          <w:i w:val="0"/>
+          <w:color w:val="1F497D"/>
+          <w:sz w:val="26"/>
+        </w:rPr>
+        <w:t>Step 3: Specify Resolution Shapefiles</w:t>
+      </w:r>
+    </w:p>
+    <w:p>
+      <w:pPr>
+        <w:pStyle w:val="Normal"/>
+        <w:bidi w:val="0"/>
+        <w:jc w:val="left"/>
+        <w:rPr/>
+      </w:pPr>
+      <w:r>
+        <w:rPr/>
+      </w:r>
+      <w:r>
+        <w:rPr>
+          <w:b w:val="0"/>
+          <w:i w:val="0"/>
+          <w:sz w:val="22"/>
+        </w:rPr>
+        <w:t>Resolution shapefiles control the mesh element size across different regions of the domain. Each shapefile defines a zone over which a spatial gradation is applied, allowing the mesh to be refined where higher resolution is needed.</w:t>
+      </w:r>
+    </w:p>
+    <w:p>
+      <w:pPr>
+        <w:pStyle w:val="Normal"/>
+        <w:bidi w:val="0"/>
+        <w:jc w:val="left"/>
+        <w:rPr/>
+      </w:pPr>
+      <w:r>
+        <w:rPr/>
       </w:r>
       <w:r>
         <w:rPr>
@@ -913,27 +1023,43 @@
       <w:r>
         <w:rPr/>
       </w:r>
-    </w:p>
-    <w:p>
-      <w:pPr>
-        <w:pStyle w:val="Normal"/>
-        <w:bidi w:val="0"/>
-        <w:jc w:val="left"/>
-        <w:rPr/>
-      </w:pPr>
-      <w:r>
-        <w:rPr/>
-      </w:r>
-    </w:p>
-    <w:p>
-      <w:pPr>
-        <w:pStyle w:val="Normal"/>
-        <w:bidi w:val="0"/>
-        <w:jc w:val="left"/>
-        <w:rPr/>
-      </w:pPr>
-      <w:r>
-        <w:rPr/>
+      <w:r>
+        <w:rPr>
+          <w:b w:val="0"/>
+          <w:i w:val="0"/>
+          <w:sz w:val="22"/>
+        </w:rPr>
+        <w:t>In lagoon_mesh_generation.py, the shapefiles are specified as follows:</w:t>
+      </w:r>
+    </w:p>
+    <w:p>
+      <w:pPr>
+        <w:pStyle w:val="Normal"/>
+        <w:bidi w:val="0"/>
+        <w:jc w:val="left"/>
+        <w:rPr/>
+      </w:pPr>
+      <w:r>
+        <w:rPr/>
+      </w:r>
+    </w:p>
+    <w:p>
+      <w:pPr>
+        <w:pStyle w:val="Normal"/>
+        <w:bidi w:val="0"/>
+        <w:jc w:val="left"/>
+        <w:rPr/>
+      </w:pPr>
+      <w:r>
+        <w:rPr/>
+      </w:r>
+      <w:r>
+        <w:rPr>
+          <w:rFonts w:ascii="Courier New" w:hAnsi="Courier New"/>
+          <w:b w:val="0"/>
+          <w:i w:val="0"/>
+          <w:sz w:val="18"/>
+        </w:rPr>
         <w:t># Shapefiles that indicate resolution</w:t>
       </w:r>
     </w:p>
@@ -946,6 +1072,14 @@
       </w:pPr>
       <w:r>
         <w:rPr/>
+      </w:r>
+      <w:r>
+        <w:rPr>
+          <w:rFonts w:ascii="Courier New" w:hAnsi="Courier New"/>
+          <w:b w:val="0"/>
+          <w:i w:val="0"/>
+          <w:sz w:val="18"/>
+        </w:rPr>
         <w:t>resolution_shapefiles = ['grad_internal_lagoon_v3.shp',</w:t>
       </w:r>
     </w:p>
@@ -958,317 +1092,447 @@
       </w:pPr>
       <w:r>
         <w:rPr/>
-        <w:t xml:space="preserve">                                        </w:t>
-      </w:r>
-      <w:r>
-        <w:rPr/>
-        <w:t>'grad_isl.shp',</w:t>
-      </w:r>
-    </w:p>
-    <w:p>
-      <w:pPr>
-        <w:pStyle w:val="Normal"/>
-        <w:bidi w:val="0"/>
-        <w:jc w:val="left"/>
-        <w:rPr/>
-      </w:pPr>
-      <w:r>
-        <w:rPr/>
-        <w:t xml:space="preserve">                                        </w:t>
-      </w:r>
-      <w:r>
-        <w:rPr/>
-        <w:t>'grad_med.shp',</w:t>
-      </w:r>
-    </w:p>
-    <w:p>
-      <w:pPr>
-        <w:pStyle w:val="Normal"/>
-        <w:bidi w:val="0"/>
-        <w:jc w:val="left"/>
-        <w:rPr/>
-      </w:pPr>
-      <w:r>
-        <w:rPr/>
-        <w:t xml:space="preserve">                                        </w:t>
-      </w:r>
-      <w:r>
-        <w:rPr/>
-        <w:t>'grad_large.shp',</w:t>
-      </w:r>
-    </w:p>
-    <w:p>
-      <w:pPr>
-        <w:pStyle w:val="Normal"/>
-        <w:bidi w:val="0"/>
-        <w:jc w:val="left"/>
-        <w:rPr/>
-      </w:pPr>
-      <w:r>
-        <w:rPr/>
-        <w:t xml:space="preserve">                                        </w:t>
-      </w:r>
-      <w:r>
-        <w:rPr/>
-        <w:t>'grad_extra.shp']</w:t>
-      </w:r>
-    </w:p>
-    <w:p>
-      <w:pPr>
-        <w:pStyle w:val="Normal"/>
-        <w:bidi w:val="0"/>
-        <w:jc w:val="left"/>
-        <w:rPr/>
-      </w:pPr>
-      <w:r>
-        <w:rPr/>
-      </w:r>
-    </w:p>
-    <w:p>
-      <w:pPr>
-        <w:pStyle w:val="Normal"/>
-        <w:bidi w:val="0"/>
-        <w:jc w:val="left"/>
-        <w:rPr/>
-      </w:pPr>
-      <w:r>
-        <w:rPr/>
-        <w:t>grad_large.shp — covers part of the Irish Sea and UK coastline where a coarse resolution is sufficient.</w:t>
-      </w:r>
-      <w:r>
-        <w:rPr/>
-      </w:r>
-    </w:p>
-    <w:p>
-      <w:pPr>
-        <w:pStyle w:val="Normal"/>
-        <w:bidi w:val="0"/>
-        <w:jc w:val="left"/>
-        <w:rPr/>
-      </w:pPr>
-      <w:r>
-        <w:rPr/>
-      </w:r>
-    </w:p>
-    <w:p>
-      <w:pPr>
-        <w:pStyle w:val="Normal"/>
-        <w:bidi w:val="0"/>
-        <w:jc w:val="left"/>
-        <w:rPr/>
-      </w:pPr>
-      <w:r>
-        <w:rPr/>
-        <w:t>grad_med.shp — covers the remaining UK coastline, including the Severn Estuary and North Wales, at medium resolution.</w:t>
-      </w:r>
-      <w:r>
-        <w:rPr/>
-      </w:r>
-      <w:r>
-        <w:rPr/>
-      </w:r>
-    </w:p>
-    <w:p>
-      <w:pPr>
-        <w:pStyle w:val="Normal"/>
-        <w:bidi w:val="0"/>
-        <w:jc w:val="left"/>
-        <w:rPr/>
-      </w:pPr>
-      <w:r>
-        <w:rPr/>
-      </w:r>
-    </w:p>
-    <w:p>
-      <w:pPr>
-        <w:pStyle w:val="Normal"/>
-        <w:bidi w:val="0"/>
-        <w:jc w:val="left"/>
-        <w:rPr/>
-      </w:pPr>
-      <w:r>
-        <w:rPr/>
-        <w:t>grad_isl.shp — defines finer resolution around islands in the West UK sea.</w:t>
-      </w:r>
-    </w:p>
-    <w:p>
-      <w:pPr>
-        <w:pStyle w:val="Normal"/>
-        <w:bidi w:val="0"/>
-        <w:jc w:val="left"/>
-        <w:rPr/>
-      </w:pPr>
-      <w:r>
-        <w:rPr/>
-      </w:r>
-    </w:p>
-    <w:p>
-      <w:pPr>
-        <w:pStyle w:val="Normal"/>
-        <w:bidi w:val="0"/>
-        <w:jc w:val="left"/>
-        <w:rPr/>
-      </w:pPr>
-      <w:r>
-        <w:rPr/>
-        <w:t>grad_extra.shp — applies extra-fine resolution along lines placed in narrow channels and estuaries.</w:t>
-      </w:r>
-    </w:p>
-    <w:p>
-      <w:pPr>
-        <w:pStyle w:val="Normal"/>
-        <w:bidi w:val="0"/>
-        <w:jc w:val="left"/>
-        <w:rPr/>
-      </w:pPr>
-      <w:r>
-        <w:rPr/>
-      </w:r>
-    </w:p>
-    <w:p>
-      <w:pPr>
-        <w:pStyle w:val="Normal"/>
-        <w:bidi w:val="0"/>
-        <w:jc w:val="left"/>
-        <w:rPr/>
-      </w:pPr>
-      <w:r>
-        <w:rPr/>
-        <w:t>grad_internal_lagoon_v3.shp — covers the internal lagoon wall and the coastline occupied by the lagoon structure. Very fine resolution is required here.</w:t>
-      </w:r>
-    </w:p>
-    <w:p>
-      <w:pPr>
-        <w:pStyle w:val="Normal"/>
-        <w:bidi w:val="0"/>
-        <w:jc w:val="left"/>
-        <w:rPr/>
-      </w:pPr>
-      <w:r>
-        <w:rPr/>
-      </w:r>
-    </w:p>
-    <w:p>
-      <w:pPr>
-        <w:pStyle w:val="Normal"/>
-        <w:bidi w:val="0"/>
-        <w:jc w:val="left"/>
-        <w:rPr/>
-      </w:pPr>
-      <w:r>
-        <w:rPr/>
-        <w:t>Define the gradation parameters for each shapefile using the scaling factor h_l (maximum element size in metres):</w:t>
-      </w:r>
-    </w:p>
-    <w:p>
-      <w:pPr>
-        <w:pStyle w:val="Normal"/>
-        <w:bidi w:val="0"/>
-        <w:jc w:val="left"/>
-        <w:rPr/>
-      </w:pPr>
-      <w:r>
-        <w:rPr/>
-      </w:r>
-    </w:p>
-    <w:p>
-      <w:pPr>
-        <w:pStyle w:val="Normal"/>
-        <w:bidi w:val="0"/>
-        <w:jc w:val="left"/>
-        <w:rPr/>
-      </w:pPr>
-      <w:r>
-        <w:rPr/>
-        <w:t>h_l =15000</w:t>
-      </w:r>
-    </w:p>
-    <w:p>
-      <w:pPr>
-        <w:pStyle w:val="Normal"/>
-        <w:bidi w:val="0"/>
-        <w:jc w:val="left"/>
-        <w:rPr/>
-      </w:pPr>
-      <w:r>
-        <w:rPr/>
-        <w:t># Specifying the mesh resolution parameters we seek for each of the above shapefiles</w:t>
-      </w:r>
-    </w:p>
-    <w:p>
-      <w:pPr>
-        <w:pStyle w:val="Normal"/>
-        <w:bidi w:val="0"/>
-        <w:jc w:val="left"/>
-        <w:rPr/>
-      </w:pPr>
-      <w:r>
-        <w:rPr/>
-        <w:t>gradation_params = [(0.005 * h_l, h_l, 1.0, 0.005),</w:t>
-      </w:r>
-    </w:p>
-    <w:p>
-      <w:pPr>
-        <w:pStyle w:val="Normal"/>
-        <w:bidi w:val="0"/>
-        <w:jc w:val="left"/>
-        <w:rPr/>
-      </w:pPr>
-      <w:r>
-        <w:rPr/>
-        <w:t xml:space="preserve">                        </w:t>
-      </w:r>
-      <w:r>
-        <w:rPr/>
-        <w:t>(0.15 * h_l, h_l, 0.2, 0.005),</w:t>
-      </w:r>
-    </w:p>
-    <w:p>
-      <w:pPr>
-        <w:pStyle w:val="Normal"/>
-        <w:bidi w:val="0"/>
-        <w:jc w:val="left"/>
-        <w:rPr/>
-      </w:pPr>
-      <w:r>
-        <w:rPr/>
-        <w:t xml:space="preserve">                        </w:t>
-      </w:r>
-      <w:r>
-        <w:rPr/>
-        <w:t>(0.15 * h_l, h_l, 0.5),</w:t>
-      </w:r>
-    </w:p>
-    <w:p>
-      <w:pPr>
-        <w:pStyle w:val="Normal"/>
-        <w:bidi w:val="0"/>
-        <w:jc w:val="left"/>
-        <w:rPr/>
-      </w:pPr>
-      <w:r>
-        <w:rPr/>
-        <w:t xml:space="preserve">                        </w:t>
-      </w:r>
-      <w:r>
-        <w:rPr/>
-        <w:t>(0.25 * h_l, h_l, 0.5),</w:t>
-      </w:r>
-    </w:p>
-    <w:p>
-      <w:pPr>
-        <w:pStyle w:val="Normal"/>
-        <w:bidi w:val="0"/>
-        <w:jc w:val="left"/>
-        <w:rPr/>
-      </w:pPr>
-      <w:r>
-        <w:rPr/>
-        <w:t xml:space="preserve">                        </w:t>
-      </w:r>
-      <w:r>
-        <w:rPr/>
-        <w:t>(0.08 * h_l, h_l, 0.5, 0.001)]</w:t>
+      </w:r>
+      <w:r>
+        <w:rPr/>
+      </w:r>
+      <w:r>
+        <w:rPr>
+          <w:rFonts w:ascii="Courier New" w:hAnsi="Courier New"/>
+          <w:b w:val="0"/>
+          <w:i w:val="0"/>
+          <w:sz w:val="18"/>
+        </w:rPr>
+        <w:t xml:space="preserve">                         'grad_isl.shp',</w:t>
+      </w:r>
+    </w:p>
+    <w:p>
+      <w:pPr>
+        <w:pStyle w:val="Normal"/>
+        <w:bidi w:val="0"/>
+        <w:jc w:val="left"/>
+        <w:rPr/>
+      </w:pPr>
+      <w:r>
+        <w:rPr/>
+      </w:r>
+      <w:r>
+        <w:rPr/>
+      </w:r>
+      <w:r>
+        <w:rPr>
+          <w:rFonts w:ascii="Courier New" w:hAnsi="Courier New"/>
+          <w:b w:val="0"/>
+          <w:i w:val="0"/>
+          <w:sz w:val="18"/>
+        </w:rPr>
+        <w:t xml:space="preserve">                         'grad_med.shp',</w:t>
+      </w:r>
+    </w:p>
+    <w:p>
+      <w:pPr>
+        <w:pStyle w:val="Normal"/>
+        <w:bidi w:val="0"/>
+        <w:jc w:val="left"/>
+        <w:rPr/>
+      </w:pPr>
+      <w:r>
+        <w:rPr/>
+      </w:r>
+      <w:r>
+        <w:rPr/>
+      </w:r>
+      <w:r>
+        <w:rPr>
+          <w:rFonts w:ascii="Courier New" w:hAnsi="Courier New"/>
+          <w:b w:val="0"/>
+          <w:i w:val="0"/>
+          <w:sz w:val="18"/>
+        </w:rPr>
+        <w:t xml:space="preserve">                         'grad_large.shp',</w:t>
+      </w:r>
+    </w:p>
+    <w:p>
+      <w:pPr>
+        <w:pStyle w:val="Normal"/>
+        <w:bidi w:val="0"/>
+        <w:jc w:val="left"/>
+        <w:rPr/>
+      </w:pPr>
+      <w:r>
+        <w:rPr/>
+      </w:r>
+      <w:r>
+        <w:rPr/>
+      </w:r>
+      <w:r>
+        <w:rPr>
+          <w:rFonts w:ascii="Courier New" w:hAnsi="Courier New"/>
+          <w:b w:val="0"/>
+          <w:i w:val="0"/>
+          <w:sz w:val="18"/>
+        </w:rPr>
+        <w:t xml:space="preserve">                         'grad_extra.shp']</w:t>
+      </w:r>
+    </w:p>
+    <w:p>
+      <w:pPr>
+        <w:pStyle w:val="Normal"/>
+        <w:bidi w:val="0"/>
+        <w:jc w:val="left"/>
+        <w:rPr/>
+      </w:pPr>
+      <w:r>
+        <w:rPr/>
+      </w:r>
+      <w:r>
+        <w:rPr>
+          <w:b w:val="0"/>
+          <w:i w:val="0"/>
+          <w:sz w:val="22"/>
+        </w:rPr>
+        <w:t>Each shapefile serves a specific purpose:</w:t>
+      </w:r>
+    </w:p>
+    <w:p>
+      <w:pPr>
+        <w:pStyle w:val="Normal"/>
+        <w:bidi w:val="0"/>
+        <w:jc w:val="left"/>
+        <w:rPr/>
+      </w:pPr>
+      <w:r>
+        <w:rPr/>
+      </w:r>
+      <w:r>
+        <w:rPr/>
+      </w:r>
+      <w:r>
+        <w:rPr>
+          <w:b w:val="0"/>
+          <w:i w:val="0"/>
+          <w:sz w:val="22"/>
+        </w:rPr>
+        <w:t xml:space="preserve">    grad_large.shp — coarse resolution over part of the Irish Sea and UK coastline.</w:t>
+      </w:r>
+    </w:p>
+    <w:p>
+      <w:pPr>
+        <w:pStyle w:val="Normal"/>
+        <w:bidi w:val="0"/>
+        <w:jc w:val="left"/>
+        <w:rPr/>
+      </w:pPr>
+      <w:r>
+        <w:rPr/>
+      </w:r>
+    </w:p>
+    <w:p>
+      <w:pPr>
+        <w:pStyle w:val="Normal"/>
+        <w:bidi w:val="0"/>
+        <w:jc w:val="left"/>
+        <w:rPr/>
+      </w:pPr>
+      <w:r>
+        <w:rPr/>
+      </w:r>
+      <w:r>
+        <w:rPr/>
+      </w:r>
+      <w:r>
+        <w:rPr/>
+      </w:r>
+      <w:r>
+        <w:rPr>
+          <w:b w:val="0"/>
+          <w:i w:val="0"/>
+          <w:sz w:val="22"/>
+        </w:rPr>
+        <w:t xml:space="preserve">    grad_med.shp — medium resolution along the remaining UK coastline, including the Severn Estuary and North Wales.</w:t>
+      </w:r>
+    </w:p>
+    <w:p>
+      <w:pPr>
+        <w:pStyle w:val="Normal"/>
+        <w:bidi w:val="0"/>
+        <w:jc w:val="left"/>
+        <w:rPr/>
+      </w:pPr>
+      <w:r>
+        <w:rPr/>
+      </w:r>
+    </w:p>
+    <w:p>
+      <w:pPr>
+        <w:pStyle w:val="Normal"/>
+        <w:bidi w:val="0"/>
+        <w:jc w:val="left"/>
+        <w:rPr/>
+      </w:pPr>
+      <w:r>
+        <w:rPr/>
+      </w:r>
+      <w:r>
+        <w:rPr>
+          <w:b w:val="0"/>
+          <w:i w:val="0"/>
+          <w:sz w:val="22"/>
+        </w:rPr>
+        <w:t xml:space="preserve">    grad_isl.shp — finer resolution around islands in the West UK sea.</w:t>
+      </w:r>
+    </w:p>
+    <w:p>
+      <w:pPr>
+        <w:pStyle w:val="Normal"/>
+        <w:bidi w:val="0"/>
+        <w:jc w:val="left"/>
+        <w:rPr/>
+      </w:pPr>
+      <w:r>
+        <w:rPr/>
+      </w:r>
+    </w:p>
+    <w:p>
+      <w:pPr>
+        <w:pStyle w:val="Normal"/>
+        <w:bidi w:val="0"/>
+        <w:jc w:val="left"/>
+        <w:rPr/>
+      </w:pPr>
+      <w:r>
+        <w:rPr/>
+      </w:r>
+      <w:r>
+        <w:rPr>
+          <w:b w:val="0"/>
+          <w:i w:val="0"/>
+          <w:sz w:val="22"/>
+        </w:rPr>
+        <w:t xml:space="preserve">    grad_extra.shp — extra-fine resolution applied along lines in narrow channels and estuaries.</w:t>
+      </w:r>
+    </w:p>
+    <w:p>
+      <w:pPr>
+        <w:pStyle w:val="Normal"/>
+        <w:bidi w:val="0"/>
+        <w:jc w:val="left"/>
+        <w:rPr/>
+      </w:pPr>
+      <w:r>
+        <w:rPr/>
+      </w:r>
+    </w:p>
+    <w:p>
+      <w:pPr>
+        <w:pStyle w:val="Normal"/>
+        <w:bidi w:val="0"/>
+        <w:jc w:val="left"/>
+        <w:rPr/>
+      </w:pPr>
+      <w:r>
+        <w:rPr/>
+      </w:r>
+      <w:r>
+        <w:rPr>
+          <w:b w:val="0"/>
+          <w:i w:val="0"/>
+          <w:sz w:val="22"/>
+        </w:rPr>
+        <w:t xml:space="preserve">    grad_internal_lagoon_v3.shp — very fine resolution along the internal lagoon wall and the coastline occupied by the tidal range structure.</w:t>
+      </w:r>
+    </w:p>
+    <w:p>
+      <w:pPr>
+        <w:pStyle w:val="Normal"/>
+        <w:bidi w:val="0"/>
+        <w:jc w:val="left"/>
+        <w:rPr/>
+      </w:pPr>
+      <w:r>
+        <w:rPr/>
+      </w:r>
+    </w:p>
+    <w:p>
+      <w:pPr>
+        <w:pStyle w:val="Normal"/>
+        <w:bidi w:val="0"/>
+        <w:jc w:val="left"/>
+        <w:rPr/>
+      </w:pPr>
+      <w:r>
+        <w:rPr/>
+      </w:r>
+      <w:r>
+        <w:rPr>
+          <w:b w:val="0"/>
+          <w:i w:val="0"/>
+          <w:sz w:val="22"/>
+        </w:rPr>
+        <w:t>The gradation parameters are defined using a scaling factor h_l (maximum element size in metres). Each tuple specifies the minimum element size, maximum element size, and the gradation rate:</w:t>
+      </w:r>
+    </w:p>
+    <w:p>
+      <w:pPr>
+        <w:pStyle w:val="Normal"/>
+        <w:bidi w:val="0"/>
+        <w:jc w:val="left"/>
+        <w:rPr/>
+      </w:pPr>
+      <w:r>
+        <w:rPr/>
+      </w:r>
+    </w:p>
+    <w:p>
+      <w:pPr>
+        <w:pStyle w:val="Normal"/>
+        <w:bidi w:val="0"/>
+        <w:jc w:val="left"/>
+        <w:rPr/>
+      </w:pPr>
+      <w:r>
+        <w:rPr/>
+      </w:r>
+      <w:r>
+        <w:rPr>
+          <w:rFonts w:ascii="Courier New" w:hAnsi="Courier New"/>
+          <w:b w:val="0"/>
+          <w:i w:val="0"/>
+          <w:sz w:val="18"/>
+        </w:rPr>
+        <w:t>h_l = 15000  # maximum element size (m)</w:t>
+      </w:r>
+    </w:p>
+    <w:p>
+      <w:pPr>
+        <w:pStyle w:val="Normal"/>
+        <w:bidi w:val="0"/>
+        <w:jc w:val="left"/>
+        <w:rPr/>
+      </w:pPr>
+      <w:r>
+        <w:rPr/>
+      </w:r>
+      <w:r>
+        <w:rPr>
+          <w:rFonts w:ascii="Courier New" w:hAnsi="Courier New"/>
+          <w:b w:val="0"/>
+          <w:i w:val="0"/>
+          <w:sz w:val="18"/>
+        </w:rPr>
+        <w:t># Gradation parameters per shapefile</w:t>
+      </w:r>
+    </w:p>
+    <w:p>
+      <w:pPr>
+        <w:pStyle w:val="Normal"/>
+        <w:bidi w:val="0"/>
+        <w:jc w:val="left"/>
+        <w:rPr/>
+      </w:pPr>
+      <w:r>
+        <w:rPr/>
+      </w:r>
+      <w:r>
+        <w:rPr>
+          <w:rFonts w:ascii="Courier New" w:hAnsi="Courier New"/>
+          <w:b w:val="0"/>
+          <w:i w:val="0"/>
+          <w:sz w:val="18"/>
+        </w:rPr>
+        <w:t>gradation_params = [(0.005 * h_l, h_l, 1.0, 0.005),   # grad_internal_lagoon_v3</w:t>
+      </w:r>
+    </w:p>
+    <w:p>
+      <w:pPr>
+        <w:pStyle w:val="Normal"/>
+        <w:bidi w:val="0"/>
+        <w:jc w:val="left"/>
+        <w:rPr/>
+      </w:pPr>
+      <w:r>
+        <w:rPr/>
+      </w:r>
+      <w:r>
+        <w:rPr/>
+      </w:r>
+      <w:r>
+        <w:rPr>
+          <w:rFonts w:ascii="Courier New" w:hAnsi="Courier New"/>
+          <w:b w:val="0"/>
+          <w:i w:val="0"/>
+          <w:sz w:val="18"/>
+        </w:rPr>
+        <w:t xml:space="preserve">                    (0.15  * h_l, h_l, 0.2, 0.005),   # grad_isl</w:t>
+      </w:r>
+    </w:p>
+    <w:p>
+      <w:pPr>
+        <w:pStyle w:val="Normal"/>
+        <w:bidi w:val="0"/>
+        <w:jc w:val="left"/>
+        <w:rPr/>
+      </w:pPr>
+      <w:r>
+        <w:rPr/>
+      </w:r>
+      <w:r>
+        <w:rPr/>
+      </w:r>
+      <w:r>
+        <w:rPr>
+          <w:rFonts w:ascii="Courier New" w:hAnsi="Courier New"/>
+          <w:b w:val="0"/>
+          <w:i w:val="0"/>
+          <w:sz w:val="18"/>
+        </w:rPr>
+        <w:t xml:space="preserve">                    (0.15  * h_l, h_l, 0.5),          # grad_med</w:t>
+      </w:r>
+    </w:p>
+    <w:p>
+      <w:pPr>
+        <w:pStyle w:val="Normal"/>
+        <w:bidi w:val="0"/>
+        <w:jc w:val="left"/>
+        <w:rPr/>
+      </w:pPr>
+      <w:r>
+        <w:rPr/>
+      </w:r>
+      <w:r>
+        <w:rPr/>
+      </w:r>
+      <w:r>
+        <w:rPr>
+          <w:rFonts w:ascii="Courier New" w:hAnsi="Courier New"/>
+          <w:b w:val="0"/>
+          <w:i w:val="0"/>
+          <w:sz w:val="18"/>
+        </w:rPr>
+        <w:t xml:space="preserve">                    (0.25  * h_l, h_l, 0.5),          # grad_large</w:t>
+      </w:r>
+    </w:p>
+    <w:p>
+      <w:pPr>
+        <w:pStyle w:val="Normal"/>
+        <w:bidi w:val="0"/>
+        <w:jc w:val="left"/>
+        <w:rPr/>
+      </w:pPr>
+      <w:r>
+        <w:rPr/>
+      </w:r>
+      <w:r>
+        <w:rPr/>
+      </w:r>
+      <w:r>
+        <w:rPr>
+          <w:rFonts w:ascii="Courier New" w:hAnsi="Courier New"/>
+          <w:b w:val="0"/>
+          <w:i w:val="0"/>
+          <w:sz w:val="18"/>
+        </w:rPr>
+        <w:t xml:space="preserve">                    (0.08  * h_l, h_l, 0.5, 0.001)]  # grad_extra</w:t>
       </w:r>
     </w:p>
     <w:sectPr>
